--- a/Knowledge/3-Work knowledge/1-Software Engineering/2-Testing/5-My Source/1-ISTQB Foundation Level/5-Test Management/2-Common Estimation Techniques/6-Use Case Point (UCP).docx
+++ b/Knowledge/3-Work knowledge/1-Software Engineering/2-Testing/5-My Source/1-ISTQB Foundation Level/5-Test Management/2-Common Estimation Techniques/6-Use Case Point (UCP).docx
@@ -37,48 +37,39 @@
       </w:pPr>
       <w:r>
         <w:rPr>
-          <w:b/>
-          <w:shd w:val="clear" w:color="auto" w:fill="B7B7B7"/>
-        </w:rPr>
-        <w:t># Source</w:t>
-      </w:r>
-      <w:r>
-        <w:rPr>
-          <w:shd w:val="clear" w:color="auto" w:fill="B7B7B7"/>
-        </w:rPr>
-        <w:t xml:space="preserve">: </w:t>
-      </w:r>
-      <w:r>
-        <w:rPr>
-          <w:b/>
-          <w:shd w:val="clear" w:color="auto" w:fill="B7B7B7"/>
-        </w:rPr>
-        <w:t xml:space="preserve">Chatgot </w:t>
-      </w:r>
-      <w:r>
-        <w:rPr>
-          <w:b/>
-          <w:sz w:val="14"/>
+          <w:rFonts w:ascii="Arial" w:eastAsia="Arial" w:hAnsi="Arial"/>
+          <w:sz w:val="18"/>
+          <w:highlight w:val="lightGray"/>
+          <w:shd w:val="clear" w:color="auto" w:fill="B7B7B7"/>
+        </w:rPr>
+        <w:t xml:space="preserve"># Source: Chatgot </w:t>
+      </w:r>
+      <w:r>
+        <w:rPr>
+          <w:rFonts w:ascii="Arial" w:eastAsia="Arial" w:hAnsi="Arial"/>
+          <w:sz w:val="18"/>
           <w:szCs w:val="14"/>
+          <w:highlight w:val="lightGray"/>
           <w:shd w:val="clear" w:color="auto" w:fill="B7B7B7"/>
         </w:rPr>
         <w:t>(GPT</w:t>
       </w:r>
       <w:r>
         <w:rPr>
-          <w:rFonts w:ascii="Cambria Math" w:hAnsi="Cambria Math" w:cs="Cambria Math"/>
-          <w:b/>
-          <w:sz w:val="14"/>
+          <w:rFonts w:ascii="Arial" w:eastAsia="Arial" w:hAnsi="Arial" w:cs="Cambria Math"/>
+          <w:sz w:val="18"/>
           <w:szCs w:val="14"/>
+          <w:highlight w:val="lightGray"/>
           <w:shd w:val="clear" w:color="auto" w:fill="B7B7B7"/>
         </w:rPr>
         <w:t>‑</w:t>
       </w:r>
       <w:r>
         <w:rPr>
-          <w:b/>
-          <w:sz w:val="14"/>
+          <w:rFonts w:ascii="Arial" w:eastAsia="Arial" w:hAnsi="Arial"/>
+          <w:sz w:val="18"/>
           <w:szCs w:val="14"/>
+          <w:highlight w:val="lightGray"/>
           <w:shd w:val="clear" w:color="auto" w:fill="B7B7B7"/>
         </w:rPr>
         <w:t>5 Mini) at [8/18/2025]</w:t>
@@ -157,7 +148,7 @@
           <w:ilvl w:val="0"/>
           <w:numId w:val="3"/>
         </w:numPr>
-        <w:spacing w:before="240"/>
+        <w:spacing w:before="240" w:after="0" w:line="276" w:lineRule="auto"/>
       </w:pPr>
       <w:r>
         <w:rPr>
@@ -185,6 +176,7 @@
           <w:ilvl w:val="0"/>
           <w:numId w:val="3"/>
         </w:numPr>
+        <w:spacing w:after="0" w:line="276" w:lineRule="auto"/>
       </w:pPr>
       <w:r>
         <w:rPr>
@@ -212,7 +204,7 @@
           <w:ilvl w:val="0"/>
           <w:numId w:val="3"/>
         </w:numPr>
-        <w:spacing w:after="240"/>
+        <w:spacing w:after="240" w:line="276" w:lineRule="auto"/>
       </w:pPr>
       <w:r>
         <w:rPr>
@@ -276,7 +268,7 @@
     </w:p>
     <w:p>
       <w:r>
-        <w:pict w14:anchorId="6C433DF9">
+        <w:pict w14:anchorId="4F4FA79E">
           <v:rect id="_x0000_i1025" style="width:0;height:1.5pt" o:hralign="center" o:hrstd="t" o:hr="t" fillcolor="#a0a0a0" stroked="f"/>
         </w:pict>
       </w:r>
@@ -316,48 +308,39 @@
       </w:pPr>
       <w:r>
         <w:rPr>
-          <w:b/>
-          <w:shd w:val="clear" w:color="auto" w:fill="B7B7B7"/>
-        </w:rPr>
-        <w:t># Source</w:t>
-      </w:r>
-      <w:r>
-        <w:rPr>
-          <w:shd w:val="clear" w:color="auto" w:fill="B7B7B7"/>
-        </w:rPr>
-        <w:t xml:space="preserve">: </w:t>
-      </w:r>
-      <w:r>
-        <w:rPr>
-          <w:b/>
-          <w:shd w:val="clear" w:color="auto" w:fill="B7B7B7"/>
-        </w:rPr>
-        <w:t xml:space="preserve">Chatgot </w:t>
-      </w:r>
-      <w:r>
-        <w:rPr>
-          <w:b/>
-          <w:sz w:val="14"/>
+          <w:rFonts w:ascii="Arial" w:eastAsia="Arial" w:hAnsi="Arial"/>
+          <w:sz w:val="18"/>
+          <w:highlight w:val="lightGray"/>
+          <w:shd w:val="clear" w:color="auto" w:fill="B7B7B7"/>
+        </w:rPr>
+        <w:t xml:space="preserve"># Source: Chatgot </w:t>
+      </w:r>
+      <w:r>
+        <w:rPr>
+          <w:rFonts w:ascii="Arial" w:eastAsia="Arial" w:hAnsi="Arial"/>
+          <w:sz w:val="18"/>
           <w:szCs w:val="14"/>
+          <w:highlight w:val="lightGray"/>
           <w:shd w:val="clear" w:color="auto" w:fill="B7B7B7"/>
         </w:rPr>
         <w:t>(GPT</w:t>
       </w:r>
       <w:r>
         <w:rPr>
-          <w:rFonts w:ascii="Cambria Math" w:hAnsi="Cambria Math" w:cs="Cambria Math"/>
-          <w:b/>
-          <w:sz w:val="14"/>
+          <w:rFonts w:ascii="Arial" w:eastAsia="Arial" w:hAnsi="Arial" w:cs="Cambria Math"/>
+          <w:sz w:val="18"/>
           <w:szCs w:val="14"/>
+          <w:highlight w:val="lightGray"/>
           <w:shd w:val="clear" w:color="auto" w:fill="B7B7B7"/>
         </w:rPr>
         <w:t>‑</w:t>
       </w:r>
       <w:r>
         <w:rPr>
-          <w:b/>
-          <w:sz w:val="14"/>
+          <w:rFonts w:ascii="Arial" w:eastAsia="Arial" w:hAnsi="Arial"/>
+          <w:sz w:val="18"/>
           <w:szCs w:val="14"/>
+          <w:highlight w:val="lightGray"/>
           <w:shd w:val="clear" w:color="auto" w:fill="B7B7B7"/>
         </w:rPr>
         <w:t>5 Mini) at [8/18/2025]</w:t>
@@ -383,7 +366,7 @@
           <w:ilvl w:val="0"/>
           <w:numId w:val="7"/>
         </w:numPr>
-        <w:spacing w:before="240"/>
+        <w:spacing w:before="240" w:after="0" w:line="276" w:lineRule="auto"/>
       </w:pPr>
       <w:r>
         <w:rPr>
@@ -411,6 +394,7 @@
           <w:ilvl w:val="0"/>
           <w:numId w:val="7"/>
         </w:numPr>
+        <w:spacing w:after="0" w:line="276" w:lineRule="auto"/>
       </w:pPr>
       <w:r>
         <w:rPr>
@@ -438,7 +422,7 @@
           <w:ilvl w:val="0"/>
           <w:numId w:val="7"/>
         </w:numPr>
-        <w:spacing w:after="240"/>
+        <w:spacing w:after="240" w:line="276" w:lineRule="auto"/>
       </w:pPr>
       <w:r>
         <w:rPr>
@@ -472,7 +456,6 @@
         <w:rPr>
           <w:rFonts w:ascii="Roboto Mono" w:eastAsia="Roboto Mono" w:hAnsi="Roboto Mono" w:cs="Roboto Mono"/>
         </w:rPr>
-        <w:lastRenderedPageBreak/>
         <w:t xml:space="preserve">👉 Add them up = </w:t>
       </w:r>
       <w:r>
@@ -485,7 +468,7 @@
     </w:p>
     <w:p>
       <w:r>
-        <w:pict w14:anchorId="6AAD78E8">
+        <w:pict w14:anchorId="3DDE36BC">
           <v:rect id="_x0000_i1026" style="width:0;height:1.5pt" o:hralign="center" o:hrstd="t" o:hr="t" fillcolor="#a0a0a0" stroked="f"/>
         </w:pict>
       </w:r>
@@ -512,48 +495,39 @@
       </w:pPr>
       <w:r>
         <w:rPr>
-          <w:b/>
-          <w:shd w:val="clear" w:color="auto" w:fill="B7B7B7"/>
-        </w:rPr>
-        <w:t># Source</w:t>
-      </w:r>
-      <w:r>
-        <w:rPr>
-          <w:shd w:val="clear" w:color="auto" w:fill="B7B7B7"/>
-        </w:rPr>
-        <w:t xml:space="preserve">: </w:t>
-      </w:r>
-      <w:r>
-        <w:rPr>
-          <w:b/>
-          <w:shd w:val="clear" w:color="auto" w:fill="B7B7B7"/>
-        </w:rPr>
-        <w:t xml:space="preserve">Chatgot </w:t>
-      </w:r>
-      <w:r>
-        <w:rPr>
-          <w:b/>
-          <w:sz w:val="14"/>
+          <w:rFonts w:ascii="Arial" w:eastAsia="Arial" w:hAnsi="Arial"/>
+          <w:sz w:val="18"/>
+          <w:highlight w:val="lightGray"/>
+          <w:shd w:val="clear" w:color="auto" w:fill="B7B7B7"/>
+        </w:rPr>
+        <w:t xml:space="preserve"># Source: Chatgot </w:t>
+      </w:r>
+      <w:r>
+        <w:rPr>
+          <w:rFonts w:ascii="Arial" w:eastAsia="Arial" w:hAnsi="Arial"/>
+          <w:sz w:val="18"/>
           <w:szCs w:val="14"/>
+          <w:highlight w:val="lightGray"/>
           <w:shd w:val="clear" w:color="auto" w:fill="B7B7B7"/>
         </w:rPr>
         <w:t>(GPT</w:t>
       </w:r>
       <w:r>
         <w:rPr>
-          <w:rFonts w:ascii="Cambria Math" w:hAnsi="Cambria Math" w:cs="Cambria Math"/>
-          <w:b/>
-          <w:sz w:val="14"/>
+          <w:rFonts w:ascii="Arial" w:eastAsia="Arial" w:hAnsi="Arial" w:cs="Cambria Math"/>
+          <w:sz w:val="18"/>
           <w:szCs w:val="14"/>
+          <w:highlight w:val="lightGray"/>
           <w:shd w:val="clear" w:color="auto" w:fill="B7B7B7"/>
         </w:rPr>
         <w:t>‑</w:t>
       </w:r>
       <w:r>
         <w:rPr>
-          <w:b/>
-          <w:sz w:val="14"/>
+          <w:rFonts w:ascii="Arial" w:eastAsia="Arial" w:hAnsi="Arial"/>
+          <w:sz w:val="18"/>
           <w:szCs w:val="14"/>
+          <w:highlight w:val="lightGray"/>
           <w:shd w:val="clear" w:color="auto" w:fill="B7B7B7"/>
         </w:rPr>
         <w:t>5 Mini) at [8/18/2025]</w:t>
@@ -605,7 +579,7 @@
           <w:ilvl w:val="0"/>
           <w:numId w:val="6"/>
         </w:numPr>
-        <w:spacing w:before="240"/>
+        <w:spacing w:before="240" w:after="0" w:line="276" w:lineRule="auto"/>
       </w:pPr>
       <w:r>
         <w:rPr>
@@ -633,6 +607,7 @@
           <w:ilvl w:val="0"/>
           <w:numId w:val="6"/>
         </w:numPr>
+        <w:spacing w:after="0" w:line="276" w:lineRule="auto"/>
       </w:pPr>
       <w:r>
         <w:rPr>
@@ -660,7 +635,7 @@
           <w:ilvl w:val="0"/>
           <w:numId w:val="6"/>
         </w:numPr>
-        <w:spacing w:after="240"/>
+        <w:spacing w:after="240" w:line="276" w:lineRule="auto"/>
       </w:pPr>
       <w:r>
         <w:rPr>
@@ -706,7 +681,7 @@
     </w:p>
     <w:p>
       <w:r>
-        <w:pict w14:anchorId="1C045B70">
+        <w:pict w14:anchorId="10E69813">
           <v:rect id="_x0000_i1027" style="width:0;height:1.5pt" o:hralign="center" o:hrstd="t" o:hr="t" fillcolor="#a0a0a0" stroked="f"/>
         </w:pict>
       </w:r>
@@ -733,48 +708,39 @@
       </w:pPr>
       <w:r>
         <w:rPr>
-          <w:b/>
-          <w:shd w:val="clear" w:color="auto" w:fill="B7B7B7"/>
-        </w:rPr>
-        <w:t># Source</w:t>
-      </w:r>
-      <w:r>
-        <w:rPr>
-          <w:shd w:val="clear" w:color="auto" w:fill="B7B7B7"/>
-        </w:rPr>
-        <w:t xml:space="preserve">: </w:t>
-      </w:r>
-      <w:r>
-        <w:rPr>
-          <w:b/>
-          <w:shd w:val="clear" w:color="auto" w:fill="B7B7B7"/>
-        </w:rPr>
-        <w:t xml:space="preserve">Chatgot </w:t>
-      </w:r>
-      <w:r>
-        <w:rPr>
-          <w:b/>
-          <w:sz w:val="14"/>
+          <w:rFonts w:ascii="Arial" w:eastAsia="Arial" w:hAnsi="Arial"/>
+          <w:sz w:val="18"/>
+          <w:highlight w:val="lightGray"/>
+          <w:shd w:val="clear" w:color="auto" w:fill="B7B7B7"/>
+        </w:rPr>
+        <w:t xml:space="preserve"># Source: Chatgot </w:t>
+      </w:r>
+      <w:r>
+        <w:rPr>
+          <w:rFonts w:ascii="Arial" w:eastAsia="Arial" w:hAnsi="Arial"/>
+          <w:sz w:val="18"/>
           <w:szCs w:val="14"/>
+          <w:highlight w:val="lightGray"/>
           <w:shd w:val="clear" w:color="auto" w:fill="B7B7B7"/>
         </w:rPr>
         <w:t>(GPT</w:t>
       </w:r>
       <w:r>
         <w:rPr>
-          <w:rFonts w:ascii="Cambria Math" w:hAnsi="Cambria Math" w:cs="Cambria Math"/>
-          <w:b/>
-          <w:sz w:val="14"/>
+          <w:rFonts w:ascii="Arial" w:eastAsia="Arial" w:hAnsi="Arial" w:cs="Cambria Math"/>
+          <w:sz w:val="18"/>
           <w:szCs w:val="14"/>
+          <w:highlight w:val="lightGray"/>
           <w:shd w:val="clear" w:color="auto" w:fill="B7B7B7"/>
         </w:rPr>
         <w:t>‑</w:t>
       </w:r>
       <w:r>
         <w:rPr>
-          <w:b/>
-          <w:sz w:val="14"/>
+          <w:rFonts w:ascii="Arial" w:eastAsia="Arial" w:hAnsi="Arial"/>
+          <w:sz w:val="18"/>
           <w:szCs w:val="14"/>
+          <w:highlight w:val="lightGray"/>
           <w:shd w:val="clear" w:color="auto" w:fill="B7B7B7"/>
         </w:rPr>
         <w:t>5 Mini) at [8/18/2025]</w:t>
@@ -786,7 +752,7 @@
           <w:noProof/>
         </w:rPr>
         <w:drawing>
-          <wp:inline distT="114300" distB="114300" distL="114300" distR="114300" wp14:anchorId="2C7730F5" wp14:editId="739DE9D6">
+          <wp:inline distT="114300" distB="114300" distL="114300" distR="114300" wp14:anchorId="710C7EC0" wp14:editId="07678477">
             <wp:extent cx="2028825" cy="314325"/>
             <wp:effectExtent l="0" t="0" r="0" b="0"/>
             <wp:docPr id="5" name="image2.png"/>
@@ -830,7 +796,7 @@
         <w:t>UUCP=UAW+UUCWUUCP = UAW + UUCW</w:t>
       </w:r>
       <w:r>
-        <w:pict w14:anchorId="6E349487">
+        <w:pict w14:anchorId="7964D934">
           <v:rect id="_x0000_i1028" style="width:0;height:1.5pt" o:hralign="center" o:hrstd="t" o:hr="t" fillcolor="#a0a0a0" stroked="f"/>
         </w:pict>
       </w:r>
@@ -857,48 +823,39 @@
       </w:pPr>
       <w:r>
         <w:rPr>
-          <w:b/>
-          <w:shd w:val="clear" w:color="auto" w:fill="B7B7B7"/>
-        </w:rPr>
-        <w:t># Source</w:t>
-      </w:r>
-      <w:r>
-        <w:rPr>
-          <w:shd w:val="clear" w:color="auto" w:fill="B7B7B7"/>
-        </w:rPr>
-        <w:t xml:space="preserve">: </w:t>
-      </w:r>
-      <w:r>
-        <w:rPr>
-          <w:b/>
-          <w:shd w:val="clear" w:color="auto" w:fill="B7B7B7"/>
-        </w:rPr>
-        <w:t xml:space="preserve">Chatgot </w:t>
-      </w:r>
-      <w:r>
-        <w:rPr>
-          <w:b/>
-          <w:sz w:val="14"/>
+          <w:rFonts w:ascii="Arial" w:eastAsia="Arial" w:hAnsi="Arial"/>
+          <w:sz w:val="18"/>
+          <w:highlight w:val="lightGray"/>
+          <w:shd w:val="clear" w:color="auto" w:fill="B7B7B7"/>
+        </w:rPr>
+        <w:t xml:space="preserve"># Source: Chatgot </w:t>
+      </w:r>
+      <w:r>
+        <w:rPr>
+          <w:rFonts w:ascii="Arial" w:eastAsia="Arial" w:hAnsi="Arial"/>
+          <w:sz w:val="18"/>
           <w:szCs w:val="14"/>
+          <w:highlight w:val="lightGray"/>
           <w:shd w:val="clear" w:color="auto" w:fill="B7B7B7"/>
         </w:rPr>
         <w:t>(GPT</w:t>
       </w:r>
       <w:r>
         <w:rPr>
-          <w:rFonts w:ascii="Cambria Math" w:hAnsi="Cambria Math" w:cs="Cambria Math"/>
-          <w:b/>
-          <w:sz w:val="14"/>
+          <w:rFonts w:ascii="Arial" w:eastAsia="Arial" w:hAnsi="Arial" w:cs="Cambria Math"/>
+          <w:sz w:val="18"/>
           <w:szCs w:val="14"/>
+          <w:highlight w:val="lightGray"/>
           <w:shd w:val="clear" w:color="auto" w:fill="B7B7B7"/>
         </w:rPr>
         <w:t>‑</w:t>
       </w:r>
       <w:r>
         <w:rPr>
-          <w:b/>
-          <w:sz w:val="14"/>
+          <w:rFonts w:ascii="Arial" w:eastAsia="Arial" w:hAnsi="Arial"/>
+          <w:sz w:val="18"/>
           <w:szCs w:val="14"/>
+          <w:highlight w:val="lightGray"/>
           <w:shd w:val="clear" w:color="auto" w:fill="B7B7B7"/>
         </w:rPr>
         <w:t>5 Mini) at [8/18/2025]</w:t>
@@ -931,7 +888,7 @@
           <w:noProof/>
         </w:rPr>
         <w:drawing>
-          <wp:inline distT="114300" distB="114300" distL="114300" distR="114300" wp14:anchorId="0C20B7D9" wp14:editId="5E39B21B">
+          <wp:inline distT="114300" distB="114300" distL="114300" distR="114300" wp14:anchorId="29516E52" wp14:editId="34021642">
             <wp:extent cx="3133725" cy="447675"/>
             <wp:effectExtent l="0" t="0" r="0" b="0"/>
             <wp:docPr id="3" name="image6.png"/>
@@ -975,7 +932,7 @@
         <w:t>TCF=0.6+(0.01×Σ (Factor × Weight))TCF = 0.6 + (0.01 \times \text{Σ (Factor × Weight)})</w:t>
       </w:r>
       <w:r>
-        <w:pict w14:anchorId="7232EBC3">
+        <w:pict w14:anchorId="2CEDAAF6">
           <v:rect id="_x0000_i1029" style="width:0;height:1.5pt" o:hralign="center" o:hrstd="t" o:hr="t" fillcolor="#a0a0a0" stroked="f"/>
         </w:pict>
       </w:r>
@@ -1002,49 +959,39 @@
       </w:pPr>
       <w:r>
         <w:rPr>
-          <w:b/>
-          <w:shd w:val="clear" w:color="auto" w:fill="B7B7B7"/>
-        </w:rPr>
-        <w:lastRenderedPageBreak/>
-        <w:t># Source</w:t>
-      </w:r>
-      <w:r>
-        <w:rPr>
-          <w:shd w:val="clear" w:color="auto" w:fill="B7B7B7"/>
-        </w:rPr>
-        <w:t xml:space="preserve">: </w:t>
-      </w:r>
-      <w:r>
-        <w:rPr>
-          <w:b/>
-          <w:shd w:val="clear" w:color="auto" w:fill="B7B7B7"/>
-        </w:rPr>
-        <w:t xml:space="preserve">Chatgot </w:t>
-      </w:r>
-      <w:r>
-        <w:rPr>
-          <w:b/>
-          <w:sz w:val="14"/>
+          <w:rFonts w:ascii="Arial" w:eastAsia="Arial" w:hAnsi="Arial"/>
+          <w:sz w:val="18"/>
+          <w:highlight w:val="lightGray"/>
+          <w:shd w:val="clear" w:color="auto" w:fill="B7B7B7"/>
+        </w:rPr>
+        <w:t xml:space="preserve"># Source: Chatgot </w:t>
+      </w:r>
+      <w:r>
+        <w:rPr>
+          <w:rFonts w:ascii="Arial" w:eastAsia="Arial" w:hAnsi="Arial"/>
+          <w:sz w:val="18"/>
           <w:szCs w:val="14"/>
+          <w:highlight w:val="lightGray"/>
           <w:shd w:val="clear" w:color="auto" w:fill="B7B7B7"/>
         </w:rPr>
         <w:t>(GPT</w:t>
       </w:r>
       <w:r>
         <w:rPr>
-          <w:rFonts w:ascii="Cambria Math" w:hAnsi="Cambria Math" w:cs="Cambria Math"/>
-          <w:b/>
-          <w:sz w:val="14"/>
+          <w:rFonts w:ascii="Arial" w:eastAsia="Arial" w:hAnsi="Arial" w:cs="Cambria Math"/>
+          <w:sz w:val="18"/>
           <w:szCs w:val="14"/>
+          <w:highlight w:val="lightGray"/>
           <w:shd w:val="clear" w:color="auto" w:fill="B7B7B7"/>
         </w:rPr>
         <w:t>‑</w:t>
       </w:r>
       <w:r>
         <w:rPr>
-          <w:b/>
-          <w:sz w:val="14"/>
+          <w:rFonts w:ascii="Arial" w:eastAsia="Arial" w:hAnsi="Arial"/>
+          <w:sz w:val="18"/>
           <w:szCs w:val="14"/>
+          <w:highlight w:val="lightGray"/>
           <w:shd w:val="clear" w:color="auto" w:fill="B7B7B7"/>
         </w:rPr>
         <w:t>5 Mini) at [8/18/2025]</w:t>
@@ -1077,7 +1024,7 @@
           <w:noProof/>
         </w:rPr>
         <w:drawing>
-          <wp:inline distT="114300" distB="114300" distL="114300" distR="114300" wp14:anchorId="6672B170" wp14:editId="590E0AA6">
+          <wp:inline distT="114300" distB="114300" distL="114300" distR="114300" wp14:anchorId="4F1CACFB" wp14:editId="1A24EC35">
             <wp:extent cx="3143250" cy="390525"/>
             <wp:effectExtent l="0" t="0" r="0" b="0"/>
             <wp:docPr id="7" name="image4.png"/>
@@ -1121,7 +1068,7 @@
         <w:t>EF=1.4+(−0.03×Σ (Factor × Weight))EF = 1.4 + (-0.03 \times \text{Σ (Factor × Weight)})</w:t>
       </w:r>
       <w:r>
-        <w:pict w14:anchorId="268B8743">
+        <w:pict w14:anchorId="34C457A4">
           <v:rect id="_x0000_i1030" style="width:0;height:1.5pt" o:hralign="center" o:hrstd="t" o:hr="t" fillcolor="#a0a0a0" stroked="f"/>
         </w:pict>
       </w:r>
@@ -1148,48 +1095,39 @@
       </w:pPr>
       <w:r>
         <w:rPr>
-          <w:b/>
-          <w:shd w:val="clear" w:color="auto" w:fill="B7B7B7"/>
-        </w:rPr>
-        <w:t># Source</w:t>
-      </w:r>
-      <w:r>
-        <w:rPr>
-          <w:shd w:val="clear" w:color="auto" w:fill="B7B7B7"/>
-        </w:rPr>
-        <w:t xml:space="preserve">: </w:t>
-      </w:r>
-      <w:r>
-        <w:rPr>
-          <w:b/>
-          <w:shd w:val="clear" w:color="auto" w:fill="B7B7B7"/>
-        </w:rPr>
-        <w:t xml:space="preserve">Chatgot </w:t>
-      </w:r>
-      <w:r>
-        <w:rPr>
-          <w:b/>
-          <w:sz w:val="14"/>
+          <w:rFonts w:ascii="Arial" w:eastAsia="Arial" w:hAnsi="Arial"/>
+          <w:sz w:val="18"/>
+          <w:highlight w:val="lightGray"/>
+          <w:shd w:val="clear" w:color="auto" w:fill="B7B7B7"/>
+        </w:rPr>
+        <w:t xml:space="preserve"># Source: Chatgot </w:t>
+      </w:r>
+      <w:r>
+        <w:rPr>
+          <w:rFonts w:ascii="Arial" w:eastAsia="Arial" w:hAnsi="Arial"/>
+          <w:sz w:val="18"/>
           <w:szCs w:val="14"/>
+          <w:highlight w:val="lightGray"/>
           <w:shd w:val="clear" w:color="auto" w:fill="B7B7B7"/>
         </w:rPr>
         <w:t>(GPT</w:t>
       </w:r>
       <w:r>
         <w:rPr>
-          <w:rFonts w:ascii="Cambria Math" w:hAnsi="Cambria Math" w:cs="Cambria Math"/>
-          <w:b/>
-          <w:sz w:val="14"/>
+          <w:rFonts w:ascii="Arial" w:eastAsia="Arial" w:hAnsi="Arial" w:cs="Cambria Math"/>
+          <w:sz w:val="18"/>
           <w:szCs w:val="14"/>
+          <w:highlight w:val="lightGray"/>
           <w:shd w:val="clear" w:color="auto" w:fill="B7B7B7"/>
         </w:rPr>
         <w:t>‑</w:t>
       </w:r>
       <w:r>
         <w:rPr>
-          <w:b/>
-          <w:sz w:val="14"/>
+          <w:rFonts w:ascii="Arial" w:eastAsia="Arial" w:hAnsi="Arial"/>
+          <w:sz w:val="18"/>
           <w:szCs w:val="14"/>
+          <w:highlight w:val="lightGray"/>
           <w:shd w:val="clear" w:color="auto" w:fill="B7B7B7"/>
         </w:rPr>
         <w:t>5 Mini) at [8/18/2025]</w:t>
@@ -1201,7 +1139,7 @@
           <w:noProof/>
         </w:rPr>
         <w:drawing>
-          <wp:inline distT="114300" distB="114300" distL="114300" distR="114300" wp14:anchorId="0ABB70E7" wp14:editId="53E7054A">
+          <wp:inline distT="114300" distB="114300" distL="114300" distR="114300" wp14:anchorId="15866AA0" wp14:editId="60B52688">
             <wp:extent cx="2209800" cy="419100"/>
             <wp:effectExtent l="0" t="0" r="0" b="0"/>
             <wp:docPr id="6" name="image1.png"/>
@@ -1250,7 +1188,7 @@
         <w:t>UCP=UUCP×TCF×EFUCP = UUCP \times TCF \times EF</w:t>
       </w:r>
       <w:r>
-        <w:pict w14:anchorId="51D0CCB6">
+        <w:pict w14:anchorId="6B62F1DD">
           <v:rect id="_x0000_i1031" style="width:0;height:1.5pt" o:hralign="center" o:hrstd="t" o:hr="t" fillcolor="#a0a0a0" stroked="f"/>
         </w:pict>
       </w:r>
@@ -1273,48 +1211,39 @@
       </w:pPr>
       <w:r>
         <w:rPr>
-          <w:b/>
-          <w:shd w:val="clear" w:color="auto" w:fill="B7B7B7"/>
-        </w:rPr>
-        <w:t># Source</w:t>
-      </w:r>
-      <w:r>
-        <w:rPr>
-          <w:shd w:val="clear" w:color="auto" w:fill="B7B7B7"/>
-        </w:rPr>
-        <w:t xml:space="preserve">: </w:t>
-      </w:r>
-      <w:r>
-        <w:rPr>
-          <w:b/>
-          <w:shd w:val="clear" w:color="auto" w:fill="B7B7B7"/>
-        </w:rPr>
-        <w:t xml:space="preserve">Chatgot </w:t>
-      </w:r>
-      <w:r>
-        <w:rPr>
-          <w:b/>
-          <w:sz w:val="14"/>
+          <w:rFonts w:ascii="Arial" w:eastAsia="Arial" w:hAnsi="Arial"/>
+          <w:sz w:val="18"/>
+          <w:highlight w:val="lightGray"/>
+          <w:shd w:val="clear" w:color="auto" w:fill="B7B7B7"/>
+        </w:rPr>
+        <w:t xml:space="preserve"># Source: Chatgot </w:t>
+      </w:r>
+      <w:r>
+        <w:rPr>
+          <w:rFonts w:ascii="Arial" w:eastAsia="Arial" w:hAnsi="Arial"/>
+          <w:sz w:val="18"/>
           <w:szCs w:val="14"/>
+          <w:highlight w:val="lightGray"/>
           <w:shd w:val="clear" w:color="auto" w:fill="B7B7B7"/>
         </w:rPr>
         <w:t>(GPT</w:t>
       </w:r>
       <w:r>
         <w:rPr>
-          <w:rFonts w:ascii="Cambria Math" w:hAnsi="Cambria Math" w:cs="Cambria Math"/>
-          <w:b/>
-          <w:sz w:val="14"/>
+          <w:rFonts w:ascii="Arial" w:eastAsia="Arial" w:hAnsi="Arial" w:cs="Cambria Math"/>
+          <w:sz w:val="18"/>
           <w:szCs w:val="14"/>
+          <w:highlight w:val="lightGray"/>
           <w:shd w:val="clear" w:color="auto" w:fill="B7B7B7"/>
         </w:rPr>
         <w:t>‑</w:t>
       </w:r>
       <w:r>
         <w:rPr>
-          <w:b/>
-          <w:sz w:val="14"/>
+          <w:rFonts w:ascii="Arial" w:eastAsia="Arial" w:hAnsi="Arial"/>
+          <w:sz w:val="18"/>
           <w:szCs w:val="14"/>
+          <w:highlight w:val="lightGray"/>
           <w:shd w:val="clear" w:color="auto" w:fill="B7B7B7"/>
         </w:rPr>
         <w:t>5 Mini) at [8/18/2025]</w:t>
@@ -1363,7 +1292,7 @@
         <w:t>Effort (hours)=UCP×PF\text{Effort (hours)} = UCP \times PF</w:t>
       </w:r>
       <w:r>
-        <w:pict w14:anchorId="524A44DF">
+        <w:pict w14:anchorId="4DE58978">
           <v:rect id="_x0000_i1032" style="width:0;height:1.5pt" o:hralign="center" o:hrstd="t" o:hr="t" fillcolor="#a0a0a0" stroked="f"/>
         </w:pict>
       </w:r>
@@ -1387,48 +1316,39 @@
       </w:pPr>
       <w:r>
         <w:rPr>
-          <w:b/>
-          <w:shd w:val="clear" w:color="auto" w:fill="B7B7B7"/>
-        </w:rPr>
-        <w:t># Source</w:t>
-      </w:r>
-      <w:r>
-        <w:rPr>
-          <w:shd w:val="clear" w:color="auto" w:fill="B7B7B7"/>
-        </w:rPr>
-        <w:t xml:space="preserve">: </w:t>
-      </w:r>
-      <w:r>
-        <w:rPr>
-          <w:b/>
-          <w:shd w:val="clear" w:color="auto" w:fill="B7B7B7"/>
-        </w:rPr>
-        <w:t xml:space="preserve">Chatgot </w:t>
-      </w:r>
-      <w:r>
-        <w:rPr>
-          <w:b/>
-          <w:sz w:val="14"/>
+          <w:rFonts w:ascii="Arial" w:eastAsia="Arial" w:hAnsi="Arial"/>
+          <w:sz w:val="18"/>
+          <w:highlight w:val="lightGray"/>
+          <w:shd w:val="clear" w:color="auto" w:fill="B7B7B7"/>
+        </w:rPr>
+        <w:t xml:space="preserve"># Source: Chatgot </w:t>
+      </w:r>
+      <w:r>
+        <w:rPr>
+          <w:rFonts w:ascii="Arial" w:eastAsia="Arial" w:hAnsi="Arial"/>
+          <w:sz w:val="18"/>
           <w:szCs w:val="14"/>
+          <w:highlight w:val="lightGray"/>
           <w:shd w:val="clear" w:color="auto" w:fill="B7B7B7"/>
         </w:rPr>
         <w:t>(GPT</w:t>
       </w:r>
       <w:r>
         <w:rPr>
-          <w:rFonts w:ascii="Cambria Math" w:hAnsi="Cambria Math" w:cs="Cambria Math"/>
-          <w:b/>
-          <w:sz w:val="14"/>
+          <w:rFonts w:ascii="Arial" w:eastAsia="Arial" w:hAnsi="Arial" w:cs="Cambria Math"/>
+          <w:sz w:val="18"/>
           <w:szCs w:val="14"/>
+          <w:highlight w:val="lightGray"/>
           <w:shd w:val="clear" w:color="auto" w:fill="B7B7B7"/>
         </w:rPr>
         <w:t>‑</w:t>
       </w:r>
       <w:r>
         <w:rPr>
-          <w:b/>
-          <w:sz w:val="14"/>
+          <w:rFonts w:ascii="Arial" w:eastAsia="Arial" w:hAnsi="Arial"/>
+          <w:sz w:val="18"/>
           <w:szCs w:val="14"/>
+          <w:highlight w:val="lightGray"/>
           <w:shd w:val="clear" w:color="auto" w:fill="B7B7B7"/>
         </w:rPr>
         <w:t>5 Mini) at [8/18/2025]</w:t>
@@ -1454,7 +1374,7 @@
           <w:ilvl w:val="0"/>
           <w:numId w:val="4"/>
         </w:numPr>
-        <w:spacing w:before="240"/>
+        <w:spacing w:before="240" w:after="0" w:line="276" w:lineRule="auto"/>
         <w:rPr>
           <w:rFonts w:ascii="Roboto Mono" w:eastAsia="Roboto Mono" w:hAnsi="Roboto Mono" w:cs="Roboto Mono"/>
         </w:rPr>
@@ -1480,6 +1400,7 @@
           <w:ilvl w:val="1"/>
           <w:numId w:val="4"/>
         </w:numPr>
+        <w:spacing w:after="0" w:line="276" w:lineRule="auto"/>
         <w:rPr>
           <w:rFonts w:ascii="Roboto Mono" w:eastAsia="Roboto Mono" w:hAnsi="Roboto Mono" w:cs="Roboto Mono"/>
         </w:rPr>
@@ -1503,12 +1424,12 @@
           <w:ilvl w:val="1"/>
           <w:numId w:val="4"/>
         </w:numPr>
-      </w:pPr>
-      <w:r>
-        <w:rPr>
-          <w:rFonts w:ascii="Roboto Mono" w:eastAsia="Roboto Mono" w:hAnsi="Roboto Mono" w:cs="Roboto Mono"/>
-        </w:rPr>
-        <w:lastRenderedPageBreak/>
+        <w:spacing w:after="0" w:line="276" w:lineRule="auto"/>
+      </w:pPr>
+      <w:r>
+        <w:rPr>
+          <w:rFonts w:ascii="Roboto Mono" w:eastAsia="Roboto Mono" w:hAnsi="Roboto Mono" w:cs="Roboto Mono"/>
+        </w:rPr>
         <w:t>1 complex (Librarian via UI) = 1 × 3 = 3</w:t>
       </w:r>
       <w:r>
@@ -1539,6 +1460,7 @@
           <w:ilvl w:val="0"/>
           <w:numId w:val="4"/>
         </w:numPr>
+        <w:spacing w:after="0" w:line="276" w:lineRule="auto"/>
         <w:rPr>
           <w:rFonts w:ascii="Roboto Mono" w:eastAsia="Roboto Mono" w:hAnsi="Roboto Mono" w:cs="Roboto Mono"/>
         </w:rPr>
@@ -1564,6 +1486,7 @@
           <w:ilvl w:val="1"/>
           <w:numId w:val="4"/>
         </w:numPr>
+        <w:spacing w:after="0" w:line="276" w:lineRule="auto"/>
         <w:rPr>
           <w:rFonts w:ascii="Roboto Mono" w:eastAsia="Roboto Mono" w:hAnsi="Roboto Mono" w:cs="Roboto Mono"/>
         </w:rPr>
@@ -1587,7 +1510,7 @@
           <w:ilvl w:val="1"/>
           <w:numId w:val="4"/>
         </w:numPr>
-        <w:spacing w:after="240"/>
+        <w:spacing w:after="240" w:line="276" w:lineRule="auto"/>
       </w:pPr>
       <w:r>
         <w:rPr>
@@ -1632,7 +1555,7 @@
           <w:noProof/>
         </w:rPr>
         <w:drawing>
-          <wp:inline distT="114300" distB="114300" distL="114300" distR="114300" wp14:anchorId="60C2CAA3" wp14:editId="2BE4B87E">
+          <wp:inline distT="114300" distB="114300" distL="114300" distR="114300" wp14:anchorId="20942845" wp14:editId="6ED99204">
             <wp:extent cx="1600200" cy="381000"/>
             <wp:effectExtent l="0" t="0" r="0" b="0"/>
             <wp:docPr id="1" name="image3.png"/>
@@ -1701,7 +1624,7 @@
           <w:ilvl w:val="0"/>
           <w:numId w:val="2"/>
         </w:numPr>
-        <w:spacing w:before="240"/>
+        <w:spacing w:before="240" w:after="0" w:line="276" w:lineRule="auto"/>
         <w:rPr>
           <w:rFonts w:ascii="Roboto Mono" w:eastAsia="Roboto Mono" w:hAnsi="Roboto Mono" w:cs="Roboto Mono"/>
         </w:rPr>
@@ -1725,7 +1648,7 @@
           <w:ilvl w:val="0"/>
           <w:numId w:val="2"/>
         </w:numPr>
-        <w:spacing w:after="240"/>
+        <w:spacing w:after="240" w:line="276" w:lineRule="auto"/>
         <w:rPr>
           <w:rFonts w:ascii="Roboto Mono" w:eastAsia="Roboto Mono" w:hAnsi="Roboto Mono" w:cs="Roboto Mono"/>
         </w:rPr>
@@ -1756,7 +1679,7 @@
           <w:noProof/>
         </w:rPr>
         <w:drawing>
-          <wp:inline distT="114300" distB="114300" distL="114300" distR="114300" wp14:anchorId="0086751F" wp14:editId="4147D458">
+          <wp:inline distT="114300" distB="114300" distL="114300" distR="114300" wp14:anchorId="2BC39113" wp14:editId="08A155DB">
             <wp:extent cx="2390775" cy="304800"/>
             <wp:effectExtent l="0" t="0" r="0" b="0"/>
             <wp:docPr id="4" name="image5.png"/>
@@ -1832,7 +1755,7 @@
           <w:noProof/>
         </w:rPr>
         <w:drawing>
-          <wp:inline distT="114300" distB="114300" distL="114300" distR="114300" wp14:anchorId="7BAA02A4" wp14:editId="44344E9B">
+          <wp:inline distT="114300" distB="114300" distL="114300" distR="114300" wp14:anchorId="30675EC4" wp14:editId="08AB657D">
             <wp:extent cx="2457450" cy="390525"/>
             <wp:effectExtent l="0" t="0" r="0" b="0"/>
             <wp:docPr id="2" name="image7.png"/>
@@ -1876,7 +1799,7 @@
         <w:t>Effort=28.35×20=567 hoursEffort = 28.35 \times 20 = 567 \text{ hours}</w:t>
       </w:r>
       <w:r>
-        <w:pict w14:anchorId="0641084A">
+        <w:pict w14:anchorId="79D7A6DE">
           <v:rect id="_x0000_i1033" style="width:0;height:1.5pt" o:hralign="center" o:hrstd="t" o:hr="t" fillcolor="#a0a0a0" stroked="f"/>
         </w:pict>
       </w:r>
@@ -1900,48 +1823,39 @@
       </w:pPr>
       <w:r>
         <w:rPr>
-          <w:b/>
-          <w:shd w:val="clear" w:color="auto" w:fill="B7B7B7"/>
-        </w:rPr>
-        <w:t># Source</w:t>
-      </w:r>
-      <w:r>
-        <w:rPr>
-          <w:shd w:val="clear" w:color="auto" w:fill="B7B7B7"/>
-        </w:rPr>
-        <w:t xml:space="preserve">: </w:t>
-      </w:r>
-      <w:r>
-        <w:rPr>
-          <w:b/>
-          <w:shd w:val="clear" w:color="auto" w:fill="B7B7B7"/>
-        </w:rPr>
-        <w:t xml:space="preserve">Chatgot </w:t>
-      </w:r>
-      <w:r>
-        <w:rPr>
-          <w:b/>
-          <w:sz w:val="14"/>
+          <w:rFonts w:ascii="Arial" w:eastAsia="Arial" w:hAnsi="Arial"/>
+          <w:sz w:val="18"/>
+          <w:highlight w:val="lightGray"/>
+          <w:shd w:val="clear" w:color="auto" w:fill="B7B7B7"/>
+        </w:rPr>
+        <w:t xml:space="preserve"># Source: Chatgot </w:t>
+      </w:r>
+      <w:r>
+        <w:rPr>
+          <w:rFonts w:ascii="Arial" w:eastAsia="Arial" w:hAnsi="Arial"/>
+          <w:sz w:val="18"/>
           <w:szCs w:val="14"/>
+          <w:highlight w:val="lightGray"/>
           <w:shd w:val="clear" w:color="auto" w:fill="B7B7B7"/>
         </w:rPr>
         <w:t>(GPT</w:t>
       </w:r>
       <w:r>
         <w:rPr>
-          <w:rFonts w:ascii="Cambria Math" w:hAnsi="Cambria Math" w:cs="Cambria Math"/>
-          <w:b/>
-          <w:sz w:val="14"/>
+          <w:rFonts w:ascii="Arial" w:eastAsia="Arial" w:hAnsi="Arial" w:cs="Cambria Math"/>
+          <w:sz w:val="18"/>
           <w:szCs w:val="14"/>
+          <w:highlight w:val="lightGray"/>
           <w:shd w:val="clear" w:color="auto" w:fill="B7B7B7"/>
         </w:rPr>
         <w:t>‑</w:t>
       </w:r>
       <w:r>
         <w:rPr>
-          <w:b/>
-          <w:sz w:val="14"/>
+          <w:rFonts w:ascii="Arial" w:eastAsia="Arial" w:hAnsi="Arial"/>
+          <w:sz w:val="18"/>
           <w:szCs w:val="14"/>
+          <w:highlight w:val="lightGray"/>
           <w:shd w:val="clear" w:color="auto" w:fill="B7B7B7"/>
         </w:rPr>
         <w:t>5 Mini) at [8/18/2025]</w:t>
@@ -1953,13 +1867,12 @@
           <w:ilvl w:val="0"/>
           <w:numId w:val="1"/>
         </w:numPr>
-        <w:spacing w:before="240"/>
-      </w:pPr>
-      <w:r>
-        <w:rPr>
-          <w:rFonts w:ascii="Roboto Mono" w:eastAsia="Roboto Mono" w:hAnsi="Roboto Mono" w:cs="Roboto Mono"/>
-        </w:rPr>
-        <w:lastRenderedPageBreak/>
+        <w:spacing w:before="240" w:after="0" w:line="276" w:lineRule="auto"/>
+      </w:pPr>
+      <w:r>
+        <w:rPr>
+          <w:rFonts w:ascii="Roboto Mono" w:eastAsia="Roboto Mono" w:hAnsi="Roboto Mono" w:cs="Roboto Mono"/>
+        </w:rPr>
         <w:t xml:space="preserve">Directly uses </w:t>
       </w:r>
       <w:r>
@@ -1988,6 +1901,7 @@
           <w:ilvl w:val="0"/>
           <w:numId w:val="1"/>
         </w:numPr>
+        <w:spacing w:after="0" w:line="276" w:lineRule="auto"/>
       </w:pPr>
       <w:r>
         <w:rPr>
@@ -2021,7 +1935,7 @@
           <w:ilvl w:val="0"/>
           <w:numId w:val="1"/>
         </w:numPr>
-        <w:spacing w:after="240"/>
+        <w:spacing w:after="240" w:line="276" w:lineRule="auto"/>
       </w:pPr>
       <w:r>
         <w:rPr>
@@ -2068,48 +1982,39 @@
       </w:pPr>
       <w:r>
         <w:rPr>
-          <w:b/>
-          <w:shd w:val="clear" w:color="auto" w:fill="B7B7B7"/>
-        </w:rPr>
-        <w:t># Source</w:t>
-      </w:r>
-      <w:r>
-        <w:rPr>
-          <w:shd w:val="clear" w:color="auto" w:fill="B7B7B7"/>
-        </w:rPr>
-        <w:t xml:space="preserve">: </w:t>
-      </w:r>
-      <w:r>
-        <w:rPr>
-          <w:b/>
-          <w:shd w:val="clear" w:color="auto" w:fill="B7B7B7"/>
-        </w:rPr>
-        <w:t xml:space="preserve">Chatgot </w:t>
-      </w:r>
-      <w:r>
-        <w:rPr>
-          <w:b/>
-          <w:sz w:val="14"/>
+          <w:rFonts w:ascii="Arial" w:eastAsia="Arial" w:hAnsi="Arial"/>
+          <w:sz w:val="18"/>
+          <w:highlight w:val="lightGray"/>
+          <w:shd w:val="clear" w:color="auto" w:fill="B7B7B7"/>
+        </w:rPr>
+        <w:t xml:space="preserve"># Source: Chatgot </w:t>
+      </w:r>
+      <w:r>
+        <w:rPr>
+          <w:rFonts w:ascii="Arial" w:eastAsia="Arial" w:hAnsi="Arial"/>
+          <w:sz w:val="18"/>
           <w:szCs w:val="14"/>
+          <w:highlight w:val="lightGray"/>
           <w:shd w:val="clear" w:color="auto" w:fill="B7B7B7"/>
         </w:rPr>
         <w:t>(GPT</w:t>
       </w:r>
       <w:r>
         <w:rPr>
-          <w:rFonts w:ascii="Cambria Math" w:hAnsi="Cambria Math" w:cs="Cambria Math"/>
-          <w:b/>
-          <w:sz w:val="14"/>
+          <w:rFonts w:ascii="Arial" w:eastAsia="Arial" w:hAnsi="Arial" w:cs="Cambria Math"/>
+          <w:sz w:val="18"/>
           <w:szCs w:val="14"/>
+          <w:highlight w:val="lightGray"/>
           <w:shd w:val="clear" w:color="auto" w:fill="B7B7B7"/>
         </w:rPr>
         <w:t>‑</w:t>
       </w:r>
       <w:r>
         <w:rPr>
-          <w:b/>
-          <w:sz w:val="14"/>
+          <w:rFonts w:ascii="Arial" w:eastAsia="Arial" w:hAnsi="Arial"/>
+          <w:sz w:val="18"/>
           <w:szCs w:val="14"/>
+          <w:highlight w:val="lightGray"/>
           <w:shd w:val="clear" w:color="auto" w:fill="B7B7B7"/>
         </w:rPr>
         <w:t>5 Mini) at [8/18/2025]</w:t>
@@ -2121,7 +2026,7 @@
           <w:ilvl w:val="0"/>
           <w:numId w:val="5"/>
         </w:numPr>
-        <w:spacing w:before="240"/>
+        <w:spacing w:before="240" w:after="0" w:line="276" w:lineRule="auto"/>
       </w:pPr>
       <w:r>
         <w:rPr>
@@ -2155,6 +2060,7 @@
           <w:ilvl w:val="0"/>
           <w:numId w:val="5"/>
         </w:numPr>
+        <w:spacing w:after="0" w:line="276" w:lineRule="auto"/>
       </w:pPr>
       <w:r>
         <w:rPr>
@@ -2188,7 +2094,7 @@
           <w:ilvl w:val="0"/>
           <w:numId w:val="5"/>
         </w:numPr>
-        <w:spacing w:after="240"/>
+        <w:spacing w:after="240" w:line="276" w:lineRule="auto"/>
       </w:pPr>
       <w:r>
         <w:rPr>
@@ -2218,7 +2124,7 @@
     </w:p>
     <w:p>
       <w:r>
-        <w:pict w14:anchorId="07E7BA3B">
+        <w:pict w14:anchorId="61299087">
           <v:rect id="_x0000_i1034" style="width:0;height:1.5pt" o:hralign="center" o:hrstd="t" o:hr="t" fillcolor="#a0a0a0" stroked="f"/>
         </w:pict>
       </w:r>
@@ -2267,18 +2173,19 @@
     </w:p>
     <w:p>
       <w:r>
-        <w:pict w14:anchorId="5FE01783">
+        <w:pict w14:anchorId="129A6AE1">
           <v:rect id="_x0000_i1035" style="width:0;height:1.5pt" o:hralign="center" o:hrstd="t" o:hr="t" fillcolor="#a0a0a0" stroked="f"/>
         </w:pict>
       </w:r>
     </w:p>
+    <w:p/>
     <w:p/>
     <w:p/>
     <w:sectPr>
       <w:pgSz w:w="12240" w:h="15840"/>
       <w:pgMar w:top="1440" w:right="1440" w:bottom="1440" w:left="1440" w:header="720" w:footer="720" w:gutter="0"/>
-      <w:pgNumType w:start="1"/>
       <w:cols w:space="720"/>
+      <w:docGrid w:linePitch="360"/>
     </w:sectPr>
   </w:body>
 </w:document>
@@ -3501,18 +3408,6 @@
   <w:style w:type="paragraph" w:default="1" w:styleId="Normal">
     <w:name w:val="Normal"/>
     <w:qFormat/>
-    <w:rsid w:val="00630502"/>
-    <w:pPr>
-      <w:spacing w:after="0" w:line="276" w:lineRule="auto"/>
-    </w:pPr>
-    <w:rPr>
-      <w:rFonts w:ascii="Arial" w:eastAsia="Arial" w:hAnsi="Arial" w:cs="Arial"/>
-      <w:kern w:val="0"/>
-      <w:sz w:val="22"/>
-      <w:szCs w:val="22"/>
-      <w:lang w:val="en"/>
-      <w14:ligatures w14:val="none"/>
-    </w:rPr>
   </w:style>
   <w:style w:type="paragraph" w:styleId="Heading1">
     <w:name w:val="heading 1"/>
@@ -3521,7 +3416,7 @@
     <w:link w:val="Heading1Char"/>
     <w:uiPriority w:val="9"/>
     <w:qFormat/>
-    <w:rsid w:val="006E2C6A"/>
+    <w:rsid w:val="00362FF9"/>
     <w:pPr>
       <w:keepNext/>
       <w:keepLines/>
@@ -3543,7 +3438,7 @@
     <w:uiPriority w:val="9"/>
     <w:unhideWhenUsed/>
     <w:qFormat/>
-    <w:rsid w:val="006E2C6A"/>
+    <w:rsid w:val="00362FF9"/>
     <w:pPr>
       <w:keepNext/>
       <w:keepLines/>
@@ -3565,7 +3460,7 @@
     <w:uiPriority w:val="9"/>
     <w:unhideWhenUsed/>
     <w:qFormat/>
-    <w:rsid w:val="006E2C6A"/>
+    <w:rsid w:val="00362FF9"/>
     <w:pPr>
       <w:keepNext/>
       <w:keepLines/>
@@ -3588,7 +3483,7 @@
     <w:semiHidden/>
     <w:unhideWhenUsed/>
     <w:qFormat/>
-    <w:rsid w:val="006E2C6A"/>
+    <w:rsid w:val="00362FF9"/>
     <w:pPr>
       <w:keepNext/>
       <w:keepLines/>
@@ -3611,7 +3506,7 @@
     <w:semiHidden/>
     <w:unhideWhenUsed/>
     <w:qFormat/>
-    <w:rsid w:val="006E2C6A"/>
+    <w:rsid w:val="00362FF9"/>
     <w:pPr>
       <w:keepNext/>
       <w:keepLines/>
@@ -3632,11 +3527,11 @@
     <w:semiHidden/>
     <w:unhideWhenUsed/>
     <w:qFormat/>
-    <w:rsid w:val="006E2C6A"/>
+    <w:rsid w:val="00362FF9"/>
     <w:pPr>
       <w:keepNext/>
       <w:keepLines/>
-      <w:spacing w:before="40"/>
+      <w:spacing w:before="40" w:after="0"/>
       <w:outlineLvl w:val="5"/>
     </w:pPr>
     <w:rPr>
@@ -3655,11 +3550,11 @@
     <w:semiHidden/>
     <w:unhideWhenUsed/>
     <w:qFormat/>
-    <w:rsid w:val="006E2C6A"/>
+    <w:rsid w:val="00362FF9"/>
     <w:pPr>
       <w:keepNext/>
       <w:keepLines/>
-      <w:spacing w:before="40"/>
+      <w:spacing w:before="40" w:after="0"/>
       <w:outlineLvl w:val="6"/>
     </w:pPr>
     <w:rPr>
@@ -3676,10 +3571,11 @@
     <w:semiHidden/>
     <w:unhideWhenUsed/>
     <w:qFormat/>
-    <w:rsid w:val="006E2C6A"/>
+    <w:rsid w:val="00362FF9"/>
     <w:pPr>
       <w:keepNext/>
       <w:keepLines/>
+      <w:spacing w:after="0"/>
       <w:outlineLvl w:val="7"/>
     </w:pPr>
     <w:rPr>
@@ -3698,10 +3594,11 @@
     <w:semiHidden/>
     <w:unhideWhenUsed/>
     <w:qFormat/>
-    <w:rsid w:val="006E2C6A"/>
+    <w:rsid w:val="00362FF9"/>
     <w:pPr>
       <w:keepNext/>
       <w:keepLines/>
+      <w:spacing w:after="0"/>
       <w:outlineLvl w:val="8"/>
     </w:pPr>
     <w:rPr>
@@ -3741,7 +3638,7 @@
     <w:basedOn w:val="DefaultParagraphFont"/>
     <w:link w:val="Heading1"/>
     <w:uiPriority w:val="9"/>
-    <w:rsid w:val="006E2C6A"/>
+    <w:rsid w:val="00362FF9"/>
     <w:rPr>
       <w:rFonts w:asciiTheme="majorHAnsi" w:eastAsiaTheme="majorEastAsia" w:hAnsiTheme="majorHAnsi" w:cstheme="majorBidi"/>
       <w:color w:val="2F5496" w:themeColor="accent1" w:themeShade="BF"/>
@@ -3754,7 +3651,7 @@
     <w:basedOn w:val="DefaultParagraphFont"/>
     <w:link w:val="Heading2"/>
     <w:uiPriority w:val="9"/>
-    <w:rsid w:val="006E2C6A"/>
+    <w:rsid w:val="00362FF9"/>
     <w:rPr>
       <w:rFonts w:asciiTheme="majorHAnsi" w:eastAsiaTheme="majorEastAsia" w:hAnsiTheme="majorHAnsi" w:cstheme="majorBidi"/>
       <w:color w:val="2F5496" w:themeColor="accent1" w:themeShade="BF"/>
@@ -3767,7 +3664,7 @@
     <w:basedOn w:val="DefaultParagraphFont"/>
     <w:link w:val="Heading3"/>
     <w:uiPriority w:val="9"/>
-    <w:rsid w:val="006E2C6A"/>
+    <w:rsid w:val="00362FF9"/>
     <w:rPr>
       <w:rFonts w:eastAsiaTheme="majorEastAsia" w:cstheme="majorBidi"/>
       <w:color w:val="2F5496" w:themeColor="accent1" w:themeShade="BF"/>
@@ -3781,7 +3678,7 @@
     <w:link w:val="Heading4"/>
     <w:uiPriority w:val="9"/>
     <w:semiHidden/>
-    <w:rsid w:val="006E2C6A"/>
+    <w:rsid w:val="00362FF9"/>
     <w:rPr>
       <w:rFonts w:eastAsiaTheme="majorEastAsia" w:cstheme="majorBidi"/>
       <w:i/>
@@ -3795,7 +3692,7 @@
     <w:link w:val="Heading5"/>
     <w:uiPriority w:val="9"/>
     <w:semiHidden/>
-    <w:rsid w:val="006E2C6A"/>
+    <w:rsid w:val="00362FF9"/>
     <w:rPr>
       <w:rFonts w:eastAsiaTheme="majorEastAsia" w:cstheme="majorBidi"/>
       <w:color w:val="2F5496" w:themeColor="accent1" w:themeShade="BF"/>
@@ -3807,7 +3704,7 @@
     <w:link w:val="Heading6"/>
     <w:uiPriority w:val="9"/>
     <w:semiHidden/>
-    <w:rsid w:val="006E2C6A"/>
+    <w:rsid w:val="00362FF9"/>
     <w:rPr>
       <w:rFonts w:eastAsiaTheme="majorEastAsia" w:cstheme="majorBidi"/>
       <w:i/>
@@ -3821,7 +3718,7 @@
     <w:link w:val="Heading7"/>
     <w:uiPriority w:val="9"/>
     <w:semiHidden/>
-    <w:rsid w:val="006E2C6A"/>
+    <w:rsid w:val="00362FF9"/>
     <w:rPr>
       <w:rFonts w:eastAsiaTheme="majorEastAsia" w:cstheme="majorBidi"/>
       <w:color w:val="595959" w:themeColor="text1" w:themeTint="A6"/>
@@ -3833,7 +3730,7 @@
     <w:link w:val="Heading8"/>
     <w:uiPriority w:val="9"/>
     <w:semiHidden/>
-    <w:rsid w:val="006E2C6A"/>
+    <w:rsid w:val="00362FF9"/>
     <w:rPr>
       <w:rFonts w:eastAsiaTheme="majorEastAsia" w:cstheme="majorBidi"/>
       <w:i/>
@@ -3847,7 +3744,7 @@
     <w:link w:val="Heading9"/>
     <w:uiPriority w:val="9"/>
     <w:semiHidden/>
-    <w:rsid w:val="006E2C6A"/>
+    <w:rsid w:val="00362FF9"/>
     <w:rPr>
       <w:rFonts w:eastAsiaTheme="majorEastAsia" w:cstheme="majorBidi"/>
       <w:color w:val="272727" w:themeColor="text1" w:themeTint="D8"/>
@@ -3860,7 +3757,7 @@
     <w:link w:val="TitleChar"/>
     <w:uiPriority w:val="10"/>
     <w:qFormat/>
-    <w:rsid w:val="006E2C6A"/>
+    <w:rsid w:val="00362FF9"/>
     <w:pPr>
       <w:spacing w:after="80" w:line="240" w:lineRule="auto"/>
       <w:contextualSpacing/>
@@ -3878,7 +3775,7 @@
     <w:basedOn w:val="DefaultParagraphFont"/>
     <w:link w:val="Title"/>
     <w:uiPriority w:val="10"/>
-    <w:rsid w:val="006E2C6A"/>
+    <w:rsid w:val="00362FF9"/>
     <w:rPr>
       <w:rFonts w:asciiTheme="majorHAnsi" w:eastAsiaTheme="majorEastAsia" w:hAnsiTheme="majorHAnsi" w:cstheme="majorBidi"/>
       <w:spacing w:val="-10"/>
@@ -3894,7 +3791,7 @@
     <w:link w:val="SubtitleChar"/>
     <w:uiPriority w:val="11"/>
     <w:qFormat/>
-    <w:rsid w:val="006E2C6A"/>
+    <w:rsid w:val="00362FF9"/>
     <w:pPr>
       <w:numPr>
         <w:ilvl w:val="1"/>
@@ -3913,7 +3810,7 @@
     <w:basedOn w:val="DefaultParagraphFont"/>
     <w:link w:val="Subtitle"/>
     <w:uiPriority w:val="11"/>
-    <w:rsid w:val="006E2C6A"/>
+    <w:rsid w:val="00362FF9"/>
     <w:rPr>
       <w:rFonts w:eastAsiaTheme="majorEastAsia" w:cstheme="majorBidi"/>
       <w:color w:val="595959" w:themeColor="text1" w:themeTint="A6"/>
@@ -3929,7 +3826,7 @@
     <w:link w:val="QuoteChar"/>
     <w:uiPriority w:val="29"/>
     <w:qFormat/>
-    <w:rsid w:val="006E2C6A"/>
+    <w:rsid w:val="00362FF9"/>
     <w:pPr>
       <w:spacing w:before="160"/>
       <w:jc w:val="center"/>
@@ -3945,7 +3842,7 @@
     <w:basedOn w:val="DefaultParagraphFont"/>
     <w:link w:val="Quote"/>
     <w:uiPriority w:val="29"/>
-    <w:rsid w:val="006E2C6A"/>
+    <w:rsid w:val="00362FF9"/>
     <w:rPr>
       <w:i/>
       <w:iCs/>
@@ -3957,7 +3854,7 @@
     <w:basedOn w:val="Normal"/>
     <w:uiPriority w:val="34"/>
     <w:qFormat/>
-    <w:rsid w:val="006E2C6A"/>
+    <w:rsid w:val="00362FF9"/>
     <w:pPr>
       <w:ind w:left="720"/>
       <w:contextualSpacing/>
@@ -3968,7 +3865,7 @@
     <w:basedOn w:val="DefaultParagraphFont"/>
     <w:uiPriority w:val="21"/>
     <w:qFormat/>
-    <w:rsid w:val="006E2C6A"/>
+    <w:rsid w:val="00362FF9"/>
     <w:rPr>
       <w:i/>
       <w:iCs/>
@@ -3982,7 +3879,7 @@
     <w:link w:val="IntenseQuoteChar"/>
     <w:uiPriority w:val="30"/>
     <w:qFormat/>
-    <w:rsid w:val="006E2C6A"/>
+    <w:rsid w:val="00362FF9"/>
     <w:pPr>
       <w:pBdr>
         <w:top w:val="single" w:sz="4" w:space="10" w:color="2F5496" w:themeColor="accent1" w:themeShade="BF"/>
@@ -4003,7 +3900,7 @@
     <w:basedOn w:val="DefaultParagraphFont"/>
     <w:link w:val="IntenseQuote"/>
     <w:uiPriority w:val="30"/>
-    <w:rsid w:val="006E2C6A"/>
+    <w:rsid w:val="00362FF9"/>
     <w:rPr>
       <w:i/>
       <w:iCs/>
@@ -4015,7 +3912,7 @@
     <w:basedOn w:val="DefaultParagraphFont"/>
     <w:uiPriority w:val="32"/>
     <w:qFormat/>
-    <w:rsid w:val="006E2C6A"/>
+    <w:rsid w:val="00362FF9"/>
     <w:rPr>
       <w:b/>
       <w:bCs/>
